--- a/fil rouge dev2 (Infra)/Documentation/Guide de déploiement.docx
+++ b/fil rouge dev2 (Infra)/Documentation/Guide de déploiement.docx
@@ -353,11 +353,11 @@
         <w:jc w:val="both"/>
       </w:pPr>
       <w:r>
-        <w:t>Créer le domaine : y-</w:t>
+        <w:t xml:space="preserve">Créer le domaine : </w:t>
       </w:r>
       <w:proofErr w:type="spellStart"/>
       <w:r>
-        <w:t>plaza.local</w:t>
+        <w:t>yplaza.local</w:t>
       </w:r>
       <w:proofErr w:type="spellEnd"/>
       <w:r>
@@ -562,12 +562,9 @@
       <w:r>
         <w:t>« </w:t>
       </w:r>
-      <w:r>
-        <w:t>y-</w:t>
-      </w:r>
       <w:proofErr w:type="spellStart"/>
       <w:r>
-        <w:t>plaza.local</w:t>
+        <w:t>yplaza.local</w:t>
       </w:r>
       <w:proofErr w:type="spellEnd"/>
       <w:r>
